--- a/exports/table2_combined.docx
+++ b/exports/table2_combined.docx
@@ -157,7 +157,7 @@
                 <w:rFonts w:ascii="Calibri" w:hAnsi="Calibri"/>
                 <w:sz w:val="20"/>
               </w:rPr>
-              <w:t xml:space="preserve">N = 4,661,802</w:t>
+              <w:t xml:space="preserve">N = 4,522,902</w:t>
             </w:r>
             <w:r>
               <w:rPr>
@@ -209,7 +209,7 @@
                 <w:rFonts w:ascii="Calibri" w:hAnsi="Calibri"/>
                 <w:sz w:val="20"/>
               </w:rPr>
-              <w:t xml:space="preserve">N = 4,987,370</w:t>
+              <w:t xml:space="preserve">N = 4,875,673</w:t>
             </w:r>
             <w:r>
               <w:rPr>
@@ -292,7 +292,7 @@
                 <w:rFonts w:ascii="Calibri" w:hAnsi="Calibri"/>
                 <w:sz w:val="20"/>
               </w:rPr>
-              <w:t xml:space="preserve">N = 1,391,588</w:t>
+              <w:t xml:space="preserve">N = 1,321,637</w:t>
             </w:r>
             <w:r>
               <w:rPr>
@@ -344,7 +344,7 @@
                 <w:rFonts w:ascii="Calibri" w:hAnsi="Calibri"/>
                 <w:sz w:val="20"/>
               </w:rPr>
-              <w:t xml:space="preserve">N = 1,346,795</w:t>
+              <w:t xml:space="preserve">N = 1,299,685</w:t>
             </w:r>
             <w:r>
               <w:rPr>
@@ -439,31 +439,31 @@
                 <w:rFonts w:ascii="Calibri" w:hAnsi="Calibri"/>
                 <w:sz w:val="20"/>
               </w:rPr>
-              <w:t xml:space="default">1,391,588 (30%)</w:t>
-            </w:r>
-          </w:p>
-        </w:tc>
-        <w:tc>
-          <w:tcPr>
-            <w:tcBorders>
-              <w:top w:val="single" w:space="0" w:color="D3D3D3"/>
-              <w:bottom w:val="single" w:space="0" w:color="D3D3D3"/>
-              <w:start w:val="single" w:space="0" w:color="D3D3D3"/>
-              <w:end w:val="single" w:space="0" w:color="D3D3D3"/>
-            </w:tcBorders>
-          </w:tcPr>
-          <w:p>
-            <w:pPr>
-              <w:spacing w:before="0" w:after="60"/>
-              <w:keepNext/>
-              <w:jc w:val="center"/>
-            </w:pPr>
-            <w:r>
-              <w:rPr>
-                <w:rFonts w:ascii="Calibri" w:hAnsi="Calibri"/>
-                <w:sz w:val="20"/>
-              </w:rPr>
-              <w:t xml:space="default">1,346,795 (27%)</w:t>
+              <w:t xml:space="default">1,321,637 (29%)</w:t>
+            </w:r>
+          </w:p>
+        </w:tc>
+        <w:tc>
+          <w:tcPr>
+            <w:tcBorders>
+              <w:top w:val="single" w:space="0" w:color="D3D3D3"/>
+              <w:bottom w:val="single" w:space="0" w:color="D3D3D3"/>
+              <w:start w:val="single" w:space="0" w:color="D3D3D3"/>
+              <w:end w:val="single" w:space="0" w:color="D3D3D3"/>
+            </w:tcBorders>
+          </w:tcPr>
+          <w:p>
+            <w:pPr>
+              <w:spacing w:before="0" w:after="60"/>
+              <w:keepNext/>
+              <w:jc w:val="center"/>
+            </w:pPr>
+            <w:r>
+              <w:rPr>
+                <w:rFonts w:ascii="Calibri" w:hAnsi="Calibri"/>
+                <w:sz w:val="20"/>
+              </w:rPr>
+              <w:t xml:space="default">1,299,685 (27%)</w:t>
             </w:r>
           </w:p>
         </w:tc>
@@ -733,7 +733,7 @@
                 <w:rFonts w:ascii="Calibri" w:hAnsi="Calibri"/>
                 <w:sz w:val="20"/>
               </w:rPr>
-              <w:t xml:space="default">&gt;0.9</w:t>
+              <w:t xml:space="default">0.8</w:t>
             </w:r>
           </w:p>
         </w:tc>
@@ -787,31 +787,31 @@
                 <w:rFonts w:ascii="Calibri" w:hAnsi="Calibri"/>
                 <w:sz w:val="20"/>
               </w:rPr>
-              <w:t xml:space="default">37 (93)</w:t>
-            </w:r>
-          </w:p>
-        </w:tc>
-        <w:tc>
-          <w:tcPr>
-            <w:tcBorders>
-              <w:top w:val="single" w:space="0" w:color="D3D3D3"/>
-              <w:bottom w:val="single" w:space="0" w:color="D3D3D3"/>
-              <w:start w:val="single" w:space="0" w:color="D3D3D3"/>
-              <w:end w:val="single" w:space="0" w:color="D3D3D3"/>
-            </w:tcBorders>
-          </w:tcPr>
-          <w:p>
-            <w:pPr>
-              <w:spacing w:before="0" w:after="60"/>
-              <w:keepNext/>
-              <w:jc w:val="center"/>
-            </w:pPr>
-            <w:r>
-              <w:rPr>
-                <w:rFonts w:ascii="Calibri" w:hAnsi="Calibri"/>
-                <w:sz w:val="20"/>
-              </w:rPr>
-              <w:t xml:space="default">22 (74)</w:t>
+              <w:t xml:space="default">35 (92)</w:t>
+            </w:r>
+          </w:p>
+        </w:tc>
+        <w:tc>
+          <w:tcPr>
+            <w:tcBorders>
+              <w:top w:val="single" w:space="0" w:color="D3D3D3"/>
+              <w:bottom w:val="single" w:space="0" w:color="D3D3D3"/>
+              <w:start w:val="single" w:space="0" w:color="D3D3D3"/>
+              <w:end w:val="single" w:space="0" w:color="D3D3D3"/>
+            </w:tcBorders>
+          </w:tcPr>
+          <w:p>
+            <w:pPr>
+              <w:spacing w:before="0" w:after="60"/>
+              <w:keepNext/>
+              <w:jc w:val="center"/>
+            </w:pPr>
+            <w:r>
+              <w:rPr>
+                <w:rFonts w:ascii="Calibri" w:hAnsi="Calibri"/>
+                <w:sz w:val="20"/>
+              </w:rPr>
+              <w:t xml:space="default">20 (69)</w:t>
             </w:r>
           </w:p>
         </w:tc>
@@ -859,55 +859,55 @@
                 <w:rFonts w:ascii="Calibri" w:hAnsi="Calibri"/>
                 <w:sz w:val="20"/>
               </w:rPr>
-              <w:t xml:space="default">123 (137)</w:t>
-            </w:r>
-          </w:p>
-        </w:tc>
-        <w:tc>
-          <w:tcPr>
-            <w:tcBorders>
-              <w:top w:val="single" w:space="0" w:color="D3D3D3"/>
-              <w:bottom w:val="single" w:space="0" w:color="D3D3D3"/>
-              <w:start w:val="single" w:space="0" w:color="D3D3D3"/>
-              <w:end w:val="single" w:space="0" w:color="D3D3D3"/>
-            </w:tcBorders>
-          </w:tcPr>
-          <w:p>
-            <w:pPr>
-              <w:spacing w:before="0" w:after="60"/>
-              <w:keepNext/>
-              <w:jc w:val="center"/>
-            </w:pPr>
-            <w:r>
-              <w:rPr>
-                <w:rFonts w:ascii="Calibri" w:hAnsi="Calibri"/>
-                <w:sz w:val="20"/>
-              </w:rPr>
-              <w:t xml:space="default">82 (124)</w:t>
-            </w:r>
-          </w:p>
-        </w:tc>
-        <w:tc>
-          <w:tcPr>
-            <w:tcBorders>
-              <w:top w:val="single" w:space="0" w:color="D3D3D3"/>
-              <w:bottom w:val="single" w:space="0" w:color="D3D3D3"/>
-              <w:start w:val="single" w:space="0" w:color="D3D3D3"/>
-              <w:end w:val="single" w:space="0" w:color="D3D3D3"/>
-            </w:tcBorders>
-          </w:tcPr>
-          <w:p>
-            <w:pPr>
-              <w:spacing w:before="0" w:after="60"/>
-              <w:keepNext/>
-              <w:jc w:val="center"/>
-            </w:pPr>
-            <w:r>
-              <w:rPr>
-                <w:rFonts w:ascii="Calibri" w:hAnsi="Calibri"/>
-                <w:sz w:val="20"/>
-              </w:rPr>
-              <w:t xml:space="default">0.033</w:t>
+              <w:t xml:space="default">120 (137)</w:t>
+            </w:r>
+          </w:p>
+        </w:tc>
+        <w:tc>
+          <w:tcPr>
+            <w:tcBorders>
+              <w:top w:val="single" w:space="0" w:color="D3D3D3"/>
+              <w:bottom w:val="single" w:space="0" w:color="D3D3D3"/>
+              <w:start w:val="single" w:space="0" w:color="D3D3D3"/>
+              <w:end w:val="single" w:space="0" w:color="D3D3D3"/>
+            </w:tcBorders>
+          </w:tcPr>
+          <w:p>
+            <w:pPr>
+              <w:spacing w:before="0" w:after="60"/>
+              <w:keepNext/>
+              <w:jc w:val="center"/>
+            </w:pPr>
+            <w:r>
+              <w:rPr>
+                <w:rFonts w:ascii="Calibri" w:hAnsi="Calibri"/>
+                <w:sz w:val="20"/>
+              </w:rPr>
+              <w:t xml:space="default">75 (119)</w:t>
+            </w:r>
+          </w:p>
+        </w:tc>
+        <w:tc>
+          <w:tcPr>
+            <w:tcBorders>
+              <w:top w:val="single" w:space="0" w:color="D3D3D3"/>
+              <w:bottom w:val="single" w:space="0" w:color="D3D3D3"/>
+              <w:start w:val="single" w:space="0" w:color="D3D3D3"/>
+              <w:end w:val="single" w:space="0" w:color="D3D3D3"/>
+            </w:tcBorders>
+          </w:tcPr>
+          <w:p>
+            <w:pPr>
+              <w:spacing w:before="0" w:after="60"/>
+              <w:keepNext/>
+              <w:jc w:val="center"/>
+            </w:pPr>
+            <w:r>
+              <w:rPr>
+                <w:rFonts w:ascii="Calibri" w:hAnsi="Calibri"/>
+                <w:sz w:val="20"/>
+              </w:rPr>
+              <w:t xml:space="default">0.023</w:t>
             </w:r>
           </w:p>
         </w:tc>
@@ -961,31 +961,31 @@
                 <w:rFonts w:ascii="Calibri" w:hAnsi="Calibri"/>
                 <w:sz w:val="20"/>
               </w:rPr>
-              <w:t xml:space="default">280 (1,021)</w:t>
-            </w:r>
-          </w:p>
-        </w:tc>
-        <w:tc>
-          <w:tcPr>
-            <w:tcBorders>
-              <w:top w:val="single" w:space="0" w:color="D3D3D3"/>
-              <w:bottom w:val="single" w:space="0" w:color="D3D3D3"/>
-              <w:start w:val="single" w:space="0" w:color="D3D3D3"/>
-              <w:end w:val="single" w:space="0" w:color="D3D3D3"/>
-            </w:tcBorders>
-          </w:tcPr>
-          <w:p>
-            <w:pPr>
-              <w:spacing w:before="0" w:after="60"/>
-              <w:keepNext/>
-              <w:jc w:val="center"/>
-            </w:pPr>
-            <w:r>
-              <w:rPr>
-                <w:rFonts w:ascii="Calibri" w:hAnsi="Calibri"/>
-                <w:sz w:val="20"/>
-              </w:rPr>
-              <w:t xml:space="default">199 (1,126)</w:t>
+              <w:t xml:space="default">281 (1,035)</w:t>
+            </w:r>
+          </w:p>
+        </w:tc>
+        <w:tc>
+          <w:tcPr>
+            <w:tcBorders>
+              <w:top w:val="single" w:space="0" w:color="D3D3D3"/>
+              <w:bottom w:val="single" w:space="0" w:color="D3D3D3"/>
+              <w:start w:val="single" w:space="0" w:color="D3D3D3"/>
+              <w:end w:val="single" w:space="0" w:color="D3D3D3"/>
+            </w:tcBorders>
+          </w:tcPr>
+          <w:p>
+            <w:pPr>
+              <w:spacing w:before="0" w:after="60"/>
+              <w:keepNext/>
+              <w:jc w:val="center"/>
+            </w:pPr>
+            <w:r>
+              <w:rPr>
+                <w:rFonts w:ascii="Calibri" w:hAnsi="Calibri"/>
+                <w:sz w:val="20"/>
+              </w:rPr>
+              <w:t xml:space="default">201 (1,138)</w:t>
             </w:r>
           </w:p>
         </w:tc>
@@ -1033,31 +1033,31 @@
                 <w:rFonts w:ascii="Calibri" w:hAnsi="Calibri"/>
                 <w:sz w:val="20"/>
               </w:rPr>
-              <w:t xml:space="default">938 (1,701)</w:t>
-            </w:r>
-          </w:p>
-        </w:tc>
-        <w:tc>
-          <w:tcPr>
-            <w:tcBorders>
-              <w:top w:val="single" w:space="0" w:color="D3D3D3"/>
-              <w:bottom w:val="single" w:space="0" w:color="D3D3D3"/>
-              <w:start w:val="single" w:space="0" w:color="D3D3D3"/>
-              <w:end w:val="single" w:space="0" w:color="D3D3D3"/>
-            </w:tcBorders>
-          </w:tcPr>
-          <w:p>
-            <w:pPr>
-              <w:spacing w:before="0" w:after="60"/>
-              <w:keepNext/>
-              <w:jc w:val="center"/>
-            </w:pPr>
-            <w:r>
-              <w:rPr>
-                <w:rFonts w:ascii="Calibri" w:hAnsi="Calibri"/>
-                <w:sz w:val="20"/>
-              </w:rPr>
-              <w:t xml:space="default">738 (2,080)</w:t>
+              <w:t xml:space="default">963 (1,740)</w:t>
+            </w:r>
+          </w:p>
+        </w:tc>
+        <w:tc>
+          <w:tcPr>
+            <w:tcBorders>
+              <w:top w:val="single" w:space="0" w:color="D3D3D3"/>
+              <w:bottom w:val="single" w:space="0" w:color="D3D3D3"/>
+              <w:start w:val="single" w:space="0" w:color="D3D3D3"/>
+              <w:end w:val="single" w:space="0" w:color="D3D3D3"/>
+            </w:tcBorders>
+          </w:tcPr>
+          <w:p>
+            <w:pPr>
+              <w:spacing w:before="0" w:after="60"/>
+              <w:keepNext/>
+              <w:jc w:val="center"/>
+            </w:pPr>
+            <w:r>
+              <w:rPr>
+                <w:rFonts w:ascii="Calibri" w:hAnsi="Calibri"/>
+                <w:sz w:val="20"/>
+              </w:rPr>
+              <w:t xml:space="default">754 (2,116)</w:t>
             </w:r>
           </w:p>
         </w:tc>
@@ -1135,127 +1135,127 @@
                 <w:rFonts w:ascii="Calibri" w:hAnsi="Calibri"/>
                 <w:sz w:val="20"/>
               </w:rPr>
-              <w:t xml:space="default">41 (199)</w:t>
-            </w:r>
-          </w:p>
-        </w:tc>
-        <w:tc>
-          <w:tcPr>
-            <w:tcBorders>
-              <w:top w:val="single" w:space="0" w:color="D3D3D3"/>
-              <w:bottom w:val="single" w:space="0" w:color="D3D3D3"/>
-              <w:start w:val="single" w:space="0" w:color="D3D3D3"/>
-              <w:end w:val="single" w:space="0" w:color="D3D3D3"/>
-            </w:tcBorders>
-          </w:tcPr>
-          <w:p>
-            <w:pPr>
-              <w:spacing w:before="0" w:after="60"/>
-              <w:keepNext/>
-              <w:jc w:val="center"/>
-            </w:pPr>
-            <w:r>
-              <w:rPr>
-                <w:rFonts w:ascii="Calibri" w:hAnsi="Calibri"/>
-                <w:sz w:val="20"/>
-              </w:rPr>
-              <w:t xml:space="default">37 (141)</w:t>
-            </w:r>
-          </w:p>
-        </w:tc>
-        <w:tc>
-          <w:tcPr>
-            <w:tcBorders>
-              <w:top w:val="single" w:space="0" w:color="D3D3D3"/>
-              <w:bottom w:val="single" w:space="0" w:color="D3D3D3"/>
-              <w:start w:val="single" w:space="0" w:color="D3D3D3"/>
-              <w:end w:val="single" w:space="0" w:color="D3D3D3"/>
-            </w:tcBorders>
-          </w:tcPr>
-          <w:p>
-            <w:pPr>
-              <w:spacing w:before="0" w:after="60"/>
-              <w:keepNext/>
-              <w:jc w:val="center"/>
-            </w:pPr>
-            <w:r>
-              <w:rPr>
-                <w:rFonts w:ascii="Calibri" w:hAnsi="Calibri"/>
-                <w:sz w:val="20"/>
-              </w:rPr>
-              <w:t xml:space="default">0.5</w:t>
-            </w:r>
-          </w:p>
-        </w:tc>
-        <w:tc>
-          <w:tcPr>
-            <w:tcBorders>
-              <w:top w:val="single" w:space="0" w:color="D3D3D3"/>
-              <w:bottom w:val="single" w:space="0" w:color="D3D3D3"/>
-              <w:start w:val="single" w:space="0" w:color="D3D3D3"/>
-              <w:end w:val="single" w:space="0" w:color="D3D3D3"/>
-            </w:tcBorders>
-          </w:tcPr>
-          <w:p>
-            <w:pPr>
-              <w:spacing w:before="0" w:after="60"/>
-              <w:keepNext/>
-              <w:jc w:val="center"/>
-            </w:pPr>
-            <w:r>
-              <w:rPr>
-                <w:rFonts w:ascii="Calibri" w:hAnsi="Calibri"/>
-                <w:sz w:val="20"/>
-              </w:rPr>
-              <w:t xml:space="default">137 (346)</w:t>
-            </w:r>
-          </w:p>
-        </w:tc>
-        <w:tc>
-          <w:tcPr>
-            <w:tcBorders>
-              <w:top w:val="single" w:space="0" w:color="D3D3D3"/>
-              <w:bottom w:val="single" w:space="0" w:color="D3D3D3"/>
-              <w:start w:val="single" w:space="0" w:color="D3D3D3"/>
-              <w:end w:val="single" w:space="0" w:color="D3D3D3"/>
-            </w:tcBorders>
-          </w:tcPr>
-          <w:p>
-            <w:pPr>
-              <w:spacing w:before="0" w:after="60"/>
-              <w:keepNext/>
-              <w:jc w:val="center"/>
-            </w:pPr>
-            <w:r>
-              <w:rPr>
-                <w:rFonts w:ascii="Calibri" w:hAnsi="Calibri"/>
-                <w:sz w:val="20"/>
-              </w:rPr>
-              <w:t xml:space="default">135 (247)</w:t>
-            </w:r>
-          </w:p>
-        </w:tc>
-        <w:tc>
-          <w:tcPr>
-            <w:tcBorders>
-              <w:top w:val="single" w:space="0" w:color="D3D3D3"/>
-              <w:bottom w:val="single" w:space="0" w:color="D3D3D3"/>
-              <w:start w:val="single" w:space="0" w:color="D3D3D3"/>
-              <w:end w:val="single" w:space="0" w:color="D3D3D3"/>
-            </w:tcBorders>
-          </w:tcPr>
-          <w:p>
-            <w:pPr>
-              <w:spacing w:before="0" w:after="60"/>
-              <w:keepNext/>
-              <w:jc w:val="center"/>
-            </w:pPr>
-            <w:r>
-              <w:rPr>
-                <w:rFonts w:ascii="Calibri" w:hAnsi="Calibri"/>
-                <w:sz w:val="20"/>
-              </w:rPr>
-              <w:t xml:space="default">0.8</w:t>
+              <w:t xml:space="default">39 (200)</w:t>
+            </w:r>
+          </w:p>
+        </w:tc>
+        <w:tc>
+          <w:tcPr>
+            <w:tcBorders>
+              <w:top w:val="single" w:space="0" w:color="D3D3D3"/>
+              <w:bottom w:val="single" w:space="0" w:color="D3D3D3"/>
+              <w:start w:val="single" w:space="0" w:color="D3D3D3"/>
+              <w:end w:val="single" w:space="0" w:color="D3D3D3"/>
+            </w:tcBorders>
+          </w:tcPr>
+          <w:p>
+            <w:pPr>
+              <w:spacing w:before="0" w:after="60"/>
+              <w:keepNext/>
+              <w:jc w:val="center"/>
+            </w:pPr>
+            <w:r>
+              <w:rPr>
+                <w:rFonts w:ascii="Calibri" w:hAnsi="Calibri"/>
+                <w:sz w:val="20"/>
+              </w:rPr>
+              <w:t xml:space="default">36 (141)</w:t>
+            </w:r>
+          </w:p>
+        </w:tc>
+        <w:tc>
+          <w:tcPr>
+            <w:tcBorders>
+              <w:top w:val="single" w:space="0" w:color="D3D3D3"/>
+              <w:bottom w:val="single" w:space="0" w:color="D3D3D3"/>
+              <w:start w:val="single" w:space="0" w:color="D3D3D3"/>
+              <w:end w:val="single" w:space="0" w:color="D3D3D3"/>
+            </w:tcBorders>
+          </w:tcPr>
+          <w:p>
+            <w:pPr>
+              <w:spacing w:before="0" w:after="60"/>
+              <w:keepNext/>
+              <w:jc w:val="center"/>
+            </w:pPr>
+            <w:r>
+              <w:rPr>
+                <w:rFonts w:ascii="Calibri" w:hAnsi="Calibri"/>
+                <w:sz w:val="20"/>
+              </w:rPr>
+              <w:t xml:space="default">0.6</w:t>
+            </w:r>
+          </w:p>
+        </w:tc>
+        <w:tc>
+          <w:tcPr>
+            <w:tcBorders>
+              <w:top w:val="single" w:space="0" w:color="D3D3D3"/>
+              <w:bottom w:val="single" w:space="0" w:color="D3D3D3"/>
+              <w:start w:val="single" w:space="0" w:color="D3D3D3"/>
+              <w:end w:val="single" w:space="0" w:color="D3D3D3"/>
+            </w:tcBorders>
+          </w:tcPr>
+          <w:p>
+            <w:pPr>
+              <w:spacing w:before="0" w:after="60"/>
+              <w:keepNext/>
+              <w:jc w:val="center"/>
+            </w:pPr>
+            <w:r>
+              <w:rPr>
+                <w:rFonts w:ascii="Calibri" w:hAnsi="Calibri"/>
+                <w:sz w:val="20"/>
+              </w:rPr>
+              <w:t xml:space="default">135 (354)</w:t>
+            </w:r>
+          </w:p>
+        </w:tc>
+        <w:tc>
+          <w:tcPr>
+            <w:tcBorders>
+              <w:top w:val="single" w:space="0" w:color="D3D3D3"/>
+              <w:bottom w:val="single" w:space="0" w:color="D3D3D3"/>
+              <w:start w:val="single" w:space="0" w:color="D3D3D3"/>
+              <w:end w:val="single" w:space="0" w:color="D3D3D3"/>
+            </w:tcBorders>
+          </w:tcPr>
+          <w:p>
+            <w:pPr>
+              <w:spacing w:before="0" w:after="60"/>
+              <w:keepNext/>
+              <w:jc w:val="center"/>
+            </w:pPr>
+            <w:r>
+              <w:rPr>
+                <w:rFonts w:ascii="Calibri" w:hAnsi="Calibri"/>
+                <w:sz w:val="20"/>
+              </w:rPr>
+              <w:t xml:space="default">133 (250)</w:t>
+            </w:r>
+          </w:p>
+        </w:tc>
+        <w:tc>
+          <w:tcPr>
+            <w:tcBorders>
+              <w:top w:val="single" w:space="0" w:color="D3D3D3"/>
+              <w:bottom w:val="single" w:space="0" w:color="D3D3D3"/>
+              <w:start w:val="single" w:space="0" w:color="D3D3D3"/>
+              <w:end w:val="single" w:space="0" w:color="D3D3D3"/>
+            </w:tcBorders>
+          </w:tcPr>
+          <w:p>
+            <w:pPr>
+              <w:spacing w:before="0" w:after="60"/>
+              <w:keepNext/>
+              <w:jc w:val="center"/>
+            </w:pPr>
+            <w:r>
+              <w:rPr>
+                <w:rFonts w:ascii="Calibri" w:hAnsi="Calibri"/>
+                <w:sz w:val="20"/>
+              </w:rPr>
+              <w:t xml:space="default">0.7</w:t>
             </w:r>
           </w:p>
         </w:tc>
@@ -1309,31 +1309,31 @@
                 <w:rFonts w:ascii="Calibri" w:hAnsi="Calibri"/>
                 <w:sz w:val="20"/>
               </w:rPr>
-              <w:t xml:space="default">36 (163)</w:t>
-            </w:r>
-          </w:p>
-        </w:tc>
-        <w:tc>
-          <w:tcPr>
-            <w:tcBorders>
-              <w:top w:val="single" w:space="0" w:color="D3D3D3"/>
-              <w:bottom w:val="single" w:space="0" w:color="D3D3D3"/>
-              <w:start w:val="single" w:space="0" w:color="D3D3D3"/>
-              <w:end w:val="single" w:space="0" w:color="D3D3D3"/>
-            </w:tcBorders>
-          </w:tcPr>
-          <w:p>
-            <w:pPr>
-              <w:spacing w:before="0" w:after="60"/>
-              <w:keepNext/>
-              <w:jc w:val="center"/>
-            </w:pPr>
-            <w:r>
-              <w:rPr>
-                <w:rFonts w:ascii="Calibri" w:hAnsi="Calibri"/>
-                <w:sz w:val="20"/>
-              </w:rPr>
-              <w:t xml:space="default">23 (154)</w:t>
+              <w:t xml:space="default">33 (153)</w:t>
+            </w:r>
+          </w:p>
+        </w:tc>
+        <w:tc>
+          <w:tcPr>
+            <w:tcBorders>
+              <w:top w:val="single" w:space="0" w:color="D3D3D3"/>
+              <w:bottom w:val="single" w:space="0" w:color="D3D3D3"/>
+              <w:start w:val="single" w:space="0" w:color="D3D3D3"/>
+              <w:end w:val="single" w:space="0" w:color="D3D3D3"/>
+            </w:tcBorders>
+          </w:tcPr>
+          <w:p>
+            <w:pPr>
+              <w:spacing w:before="0" w:after="60"/>
+              <w:keepNext/>
+              <w:jc w:val="center"/>
+            </w:pPr>
+            <w:r>
+              <w:rPr>
+                <w:rFonts w:ascii="Calibri" w:hAnsi="Calibri"/>
+                <w:sz w:val="20"/>
+              </w:rPr>
+              <w:t xml:space="default">23 (156)</w:t>
             </w:r>
           </w:p>
         </w:tc>
@@ -1381,55 +1381,55 @@
                 <w:rFonts w:ascii="Calibri" w:hAnsi="Calibri"/>
                 <w:sz w:val="20"/>
               </w:rPr>
-              <w:t xml:space="default">121 (282)</w:t>
-            </w:r>
-          </w:p>
-        </w:tc>
-        <w:tc>
-          <w:tcPr>
-            <w:tcBorders>
-              <w:top w:val="single" w:space="0" w:color="D3D3D3"/>
-              <w:bottom w:val="single" w:space="0" w:color="D3D3D3"/>
-              <w:start w:val="single" w:space="0" w:color="D3D3D3"/>
-              <w:end w:val="single" w:space="0" w:color="D3D3D3"/>
-            </w:tcBorders>
-          </w:tcPr>
-          <w:p>
-            <w:pPr>
-              <w:spacing w:before="0" w:after="60"/>
-              <w:keepNext/>
-              <w:jc w:val="center"/>
-            </w:pPr>
-            <w:r>
-              <w:rPr>
-                <w:rFonts w:ascii="Calibri" w:hAnsi="Calibri"/>
-                <w:sz w:val="20"/>
-              </w:rPr>
-              <w:t xml:space="default">84 (289)</w:t>
-            </w:r>
-          </w:p>
-        </w:tc>
-        <w:tc>
-          <w:tcPr>
-            <w:tcBorders>
-              <w:top w:val="single" w:space="0" w:color="D3D3D3"/>
-              <w:bottom w:val="single" w:space="0" w:color="D3D3D3"/>
-              <w:start w:val="single" w:space="0" w:color="D3D3D3"/>
-              <w:end w:val="single" w:space="0" w:color="D3D3D3"/>
-            </w:tcBorders>
-          </w:tcPr>
-          <w:p>
-            <w:pPr>
-              <w:spacing w:before="0" w:after="60"/>
-              <w:keepNext/>
-              <w:jc w:val="center"/>
-            </w:pPr>
-            <w:r>
-              <w:rPr>
-                <w:rFonts w:ascii="Calibri" w:hAnsi="Calibri"/>
-                <w:sz w:val="20"/>
-              </w:rPr>
-              <w:t xml:space="default">0.3</w:t>
+              <w:t xml:space="default">113 (267)</w:t>
+            </w:r>
+          </w:p>
+        </w:tc>
+        <w:tc>
+          <w:tcPr>
+            <w:tcBorders>
+              <w:top w:val="single" w:space="0" w:color="D3D3D3"/>
+              <w:bottom w:val="single" w:space="0" w:color="D3D3D3"/>
+              <w:start w:val="single" w:space="0" w:color="D3D3D3"/>
+              <w:end w:val="single" w:space="0" w:color="D3D3D3"/>
+            </w:tcBorders>
+          </w:tcPr>
+          <w:p>
+            <w:pPr>
+              <w:spacing w:before="0" w:after="60"/>
+              <w:keepNext/>
+              <w:jc w:val="center"/>
+            </w:pPr>
+            <w:r>
+              <w:rPr>
+                <w:rFonts w:ascii="Calibri" w:hAnsi="Calibri"/>
+                <w:sz w:val="20"/>
+              </w:rPr>
+              <w:t xml:space="default">87 (294)</w:t>
+            </w:r>
+          </w:p>
+        </w:tc>
+        <w:tc>
+          <w:tcPr>
+            <w:tcBorders>
+              <w:top w:val="single" w:space="0" w:color="D3D3D3"/>
+              <w:bottom w:val="single" w:space="0" w:color="D3D3D3"/>
+              <w:start w:val="single" w:space="0" w:color="D3D3D3"/>
+              <w:end w:val="single" w:space="0" w:color="D3D3D3"/>
+            </w:tcBorders>
+          </w:tcPr>
+          <w:p>
+            <w:pPr>
+              <w:spacing w:before="0" w:after="60"/>
+              <w:keepNext/>
+              <w:jc w:val="center"/>
+            </w:pPr>
+            <w:r>
+              <w:rPr>
+                <w:rFonts w:ascii="Calibri" w:hAnsi="Calibri"/>
+                <w:sz w:val="20"/>
+              </w:rPr>
+              <w:t xml:space="default">0.4</w:t>
             </w:r>
           </w:p>
         </w:tc>
@@ -1483,31 +1483,31 @@
                 <w:rFonts w:ascii="Calibri" w:hAnsi="Calibri"/>
                 <w:sz w:val="20"/>
               </w:rPr>
-              <w:t xml:space="default">187 (979)</w:t>
-            </w:r>
-          </w:p>
-        </w:tc>
-        <w:tc>
-          <w:tcPr>
-            <w:tcBorders>
-              <w:top w:val="single" w:space="0" w:color="D3D3D3"/>
-              <w:bottom w:val="single" w:space="0" w:color="D3D3D3"/>
-              <w:start w:val="single" w:space="0" w:color="D3D3D3"/>
-              <w:end w:val="single" w:space="0" w:color="D3D3D3"/>
-            </w:tcBorders>
-          </w:tcPr>
-          <w:p>
-            <w:pPr>
-              <w:spacing w:before="0" w:after="60"/>
-              <w:keepNext/>
-              <w:jc w:val="center"/>
-            </w:pPr>
-            <w:r>
-              <w:rPr>
-                <w:rFonts w:ascii="Calibri" w:hAnsi="Calibri"/>
-                <w:sz w:val="20"/>
-              </w:rPr>
-              <w:t xml:space="default">128 (1,102)</w:t>
+              <w:t xml:space="default">193 (993)</w:t>
+            </w:r>
+          </w:p>
+        </w:tc>
+        <w:tc>
+          <w:tcPr>
+            <w:tcBorders>
+              <w:top w:val="single" w:space="0" w:color="D3D3D3"/>
+              <w:bottom w:val="single" w:space="0" w:color="D3D3D3"/>
+              <w:start w:val="single" w:space="0" w:color="D3D3D3"/>
+              <w:end w:val="single" w:space="0" w:color="D3D3D3"/>
+            </w:tcBorders>
+          </w:tcPr>
+          <w:p>
+            <w:pPr>
+              <w:spacing w:before="0" w:after="60"/>
+              <w:keepNext/>
+              <w:jc w:val="center"/>
+            </w:pPr>
+            <w:r>
+              <w:rPr>
+                <w:rFonts w:ascii="Calibri" w:hAnsi="Calibri"/>
+                <w:sz w:val="20"/>
+              </w:rPr>
+              <w:t xml:space="default">131 (1,114)</w:t>
             </w:r>
           </w:p>
         </w:tc>
@@ -1555,31 +1555,31 @@
                 <w:rFonts w:ascii="Calibri" w:hAnsi="Calibri"/>
                 <w:sz w:val="20"/>
               </w:rPr>
-              <w:t xml:space="default">627 (1,718)</w:t>
-            </w:r>
-          </w:p>
-        </w:tc>
-        <w:tc>
-          <w:tcPr>
-            <w:tcBorders>
-              <w:top w:val="single" w:space="0" w:color="D3D3D3"/>
-              <w:bottom w:val="single" w:space="0" w:color="D3D3D3"/>
-              <w:start w:val="single" w:space="0" w:color="D3D3D3"/>
-              <w:end w:val="single" w:space="0" w:color="D3D3D3"/>
-            </w:tcBorders>
-          </w:tcPr>
-          <w:p>
-            <w:pPr>
-              <w:spacing w:before="0" w:after="60"/>
-              <w:keepNext/>
-              <w:jc w:val="center"/>
-            </w:pPr>
-            <w:r>
-              <w:rPr>
-                <w:rFonts w:ascii="Calibri" w:hAnsi="Calibri"/>
-                <w:sz w:val="20"/>
-              </w:rPr>
-              <w:t xml:space="default">474 (2,089)</w:t>
+              <w:t xml:space="default">660 (1,757)</w:t>
+            </w:r>
+          </w:p>
+        </w:tc>
+        <w:tc>
+          <w:tcPr>
+            <w:tcBorders>
+              <w:top w:val="single" w:space="0" w:color="D3D3D3"/>
+              <w:bottom w:val="single" w:space="0" w:color="D3D3D3"/>
+              <w:start w:val="single" w:space="0" w:color="D3D3D3"/>
+              <w:end w:val="single" w:space="0" w:color="D3D3D3"/>
+            </w:tcBorders>
+          </w:tcPr>
+          <w:p>
+            <w:pPr>
+              <w:spacing w:before="0" w:after="60"/>
+              <w:keepNext/>
+              <w:jc w:val="center"/>
+            </w:pPr>
+            <w:r>
+              <w:rPr>
+                <w:rFonts w:ascii="Calibri" w:hAnsi="Calibri"/>
+                <w:sz w:val="20"/>
+              </w:rPr>
+              <w:t xml:space="default">491 (2,126)</w:t>
             </w:r>
           </w:p>
         </w:tc>
@@ -1657,31 +1657,31 @@
                 <w:rFonts w:ascii="Calibri" w:hAnsi="Calibri"/>
                 <w:sz w:val="20"/>
               </w:rPr>
-              <w:t xml:space="default">12.29 (152.62)</w:t>
-            </w:r>
-          </w:p>
-        </w:tc>
-        <w:tc>
-          <w:tcPr>
-            <w:tcBorders>
-              <w:top w:val="single" w:space="0" w:color="D3D3D3"/>
-              <w:bottom w:val="single" w:space="0" w:color="D3D3D3"/>
-              <w:start w:val="single" w:space="0" w:color="D3D3D3"/>
-              <w:end w:val="single" w:space="0" w:color="D3D3D3"/>
-            </w:tcBorders>
-          </w:tcPr>
-          <w:p>
-            <w:pPr>
-              <w:spacing w:before="0" w:after="60"/>
-              <w:keepNext/>
-              <w:jc w:val="center"/>
-            </w:pPr>
-            <w:r>
-              <w:rPr>
-                <w:rFonts w:ascii="Calibri" w:hAnsi="Calibri"/>
-                <w:sz w:val="20"/>
-              </w:rPr>
-              <w:t xml:space="default">4.07 (34.98)</w:t>
+              <w:t xml:space="default">12.55 (154.94)</w:t>
+            </w:r>
+          </w:p>
+        </w:tc>
+        <w:tc>
+          <w:tcPr>
+            <w:tcBorders>
+              <w:top w:val="single" w:space="0" w:color="D3D3D3"/>
+              <w:bottom w:val="single" w:space="0" w:color="D3D3D3"/>
+              <w:start w:val="single" w:space="0" w:color="D3D3D3"/>
+              <w:end w:val="single" w:space="0" w:color="D3D3D3"/>
+            </w:tcBorders>
+          </w:tcPr>
+          <w:p>
+            <w:pPr>
+              <w:spacing w:before="0" w:after="60"/>
+              <w:keepNext/>
+              <w:jc w:val="center"/>
+            </w:pPr>
+            <w:r>
+              <w:rPr>
+                <w:rFonts w:ascii="Calibri" w:hAnsi="Calibri"/>
+                <w:sz w:val="20"/>
+              </w:rPr>
+              <w:t xml:space="default">3.27 (33.64)</w:t>
             </w:r>
           </w:p>
         </w:tc>
@@ -1729,55 +1729,55 @@
                 <w:rFonts w:ascii="Calibri" w:hAnsi="Calibri"/>
                 <w:sz w:val="20"/>
               </w:rPr>
-              <w:t xml:space="default">41 (278)</w:t>
-            </w:r>
-          </w:p>
-        </w:tc>
-        <w:tc>
-          <w:tcPr>
-            <w:tcBorders>
-              <w:top w:val="single" w:space="0" w:color="D3D3D3"/>
-              <w:bottom w:val="single" w:space="0" w:color="D3D3D3"/>
-              <w:start w:val="single" w:space="0" w:color="D3D3D3"/>
-              <w:end w:val="single" w:space="0" w:color="D3D3D3"/>
-            </w:tcBorders>
-          </w:tcPr>
-          <w:p>
-            <w:pPr>
-              <w:spacing w:before="0" w:after="60"/>
-              <w:keepNext/>
-              <w:jc w:val="center"/>
-            </w:pPr>
-            <w:r>
-              <w:rPr>
-                <w:rFonts w:ascii="Calibri" w:hAnsi="Calibri"/>
-                <w:sz w:val="20"/>
-              </w:rPr>
-              <w:t xml:space="default">15 (66)</w:t>
-            </w:r>
-          </w:p>
-        </w:tc>
-        <w:tc>
-          <w:tcPr>
-            <w:tcBorders>
-              <w:top w:val="single" w:space="0" w:color="D3D3D3"/>
-              <w:bottom w:val="single" w:space="0" w:color="D3D3D3"/>
-              <w:start w:val="single" w:space="0" w:color="D3D3D3"/>
-              <w:end w:val="single" w:space="0" w:color="D3D3D3"/>
-            </w:tcBorders>
-          </w:tcPr>
-          <w:p>
-            <w:pPr>
-              <w:spacing w:before="0" w:after="60"/>
-              <w:keepNext/>
-              <w:jc w:val="center"/>
-            </w:pPr>
-            <w:r>
-              <w:rPr>
-                <w:rFonts w:ascii="Calibri" w:hAnsi="Calibri"/>
-                <w:sz w:val="20"/>
-              </w:rPr>
-              <w:t xml:space="default">0.7</w:t>
+              <w:t xml:space="default">42.9357 (285.2459)</w:t>
+            </w:r>
+          </w:p>
+        </w:tc>
+        <w:tc>
+          <w:tcPr>
+            <w:tcBorders>
+              <w:top w:val="single" w:space="0" w:color="D3D3D3"/>
+              <w:bottom w:val="single" w:space="0" w:color="D3D3D3"/>
+              <w:start w:val="single" w:space="0" w:color="D3D3D3"/>
+              <w:end w:val="single" w:space="0" w:color="D3D3D3"/>
+            </w:tcBorders>
+          </w:tcPr>
+          <w:p>
+            <w:pPr>
+              <w:spacing w:before="0" w:after="60"/>
+              <w:keepNext/>
+              <w:jc w:val="center"/>
+            </w:pPr>
+            <w:r>
+              <w:rPr>
+                <w:rFonts w:ascii="Calibri" w:hAnsi="Calibri"/>
+                <w:sz w:val="20"/>
+              </w:rPr>
+              <w:t xml:space="default">12.2847 (64.5564)</w:t>
+            </w:r>
+          </w:p>
+        </w:tc>
+        <w:tc>
+          <w:tcPr>
+            <w:tcBorders>
+              <w:top w:val="single" w:space="0" w:color="D3D3D3"/>
+              <w:bottom w:val="single" w:space="0" w:color="D3D3D3"/>
+              <w:start w:val="single" w:space="0" w:color="D3D3D3"/>
+              <w:end w:val="single" w:space="0" w:color="D3D3D3"/>
+            </w:tcBorders>
+          </w:tcPr>
+          <w:p>
+            <w:pPr>
+              <w:spacing w:before="0" w:after="60"/>
+              <w:keepNext/>
+              <w:jc w:val="center"/>
+            </w:pPr>
+            <w:r>
+              <w:rPr>
+                <w:rFonts w:ascii="Calibri" w:hAnsi="Calibri"/>
+                <w:sz w:val="20"/>
+              </w:rPr>
+              <w:t xml:space="default">0.3</w:t>
             </w:r>
           </w:p>
         </w:tc>
@@ -1831,7 +1831,7 @@
                 <w:rFonts w:ascii="Calibri" w:hAnsi="Calibri"/>
                 <w:sz w:val="20"/>
               </w:rPr>
-              <w:t xml:space="default">11 (28)</w:t>
+              <w:t xml:space="default">10 (28)</w:t>
             </w:r>
           </w:p>
         </w:tc>
@@ -1879,31 +1879,31 @@
                 <w:rFonts w:ascii="Calibri" w:hAnsi="Calibri"/>
                 <w:sz w:val="20"/>
               </w:rPr>
-              <w:t xml:space="default">0.6</w:t>
-            </w:r>
-          </w:p>
-        </w:tc>
-        <w:tc>
-          <w:tcPr>
-            <w:tcBorders>
-              <w:top w:val="single" w:space="0" w:color="D3D3D3"/>
-              <w:bottom w:val="single" w:space="0" w:color="D3D3D3"/>
-              <w:start w:val="single" w:space="0" w:color="D3D3D3"/>
-              <w:end w:val="single" w:space="0" w:color="D3D3D3"/>
-            </w:tcBorders>
-          </w:tcPr>
-          <w:p>
-            <w:pPr>
-              <w:spacing w:before="0" w:after="60"/>
-              <w:keepNext/>
-              <w:jc w:val="center"/>
-            </w:pPr>
-            <w:r>
-              <w:rPr>
-                <w:rFonts w:ascii="Calibri" w:hAnsi="Calibri"/>
-                <w:sz w:val="20"/>
-              </w:rPr>
-              <w:t xml:space="default">37 (42)</w:t>
+              <w:t xml:space="default">0.7</w:t>
+            </w:r>
+          </w:p>
+        </w:tc>
+        <w:tc>
+          <w:tcPr>
+            <w:tcBorders>
+              <w:top w:val="single" w:space="0" w:color="D3D3D3"/>
+              <w:bottom w:val="single" w:space="0" w:color="D3D3D3"/>
+              <w:start w:val="single" w:space="0" w:color="D3D3D3"/>
+              <w:end w:val="single" w:space="0" w:color="D3D3D3"/>
+            </w:tcBorders>
+          </w:tcPr>
+          <w:p>
+            <w:pPr>
+              <w:spacing w:before="0" w:after="60"/>
+              <w:keepNext/>
+              <w:jc w:val="center"/>
+            </w:pPr>
+            <w:r>
+              <w:rPr>
+                <w:rFonts w:ascii="Calibri" w:hAnsi="Calibri"/>
+                <w:sz w:val="20"/>
+              </w:rPr>
+              <w:t xml:space="default">36 (42)</w:t>
             </w:r>
           </w:p>
         </w:tc>

--- a/exports/table2_combined.docx
+++ b/exports/table2_combined.docx
@@ -2211,10 +2211,10 @@
   <w:docDefaults>
     <w:rPrDefault>
       <w:rPr>
-        <w:rFonts w:asciiTheme="minorHAnsi" w:cstheme="minorBidi" w:eastAsiaTheme="minorHAnsi" w:hAnsiTheme="minorHAnsi"/>
+        <w:rFonts w:asciiTheme="minorHAnsi" w:cstheme="minorBidi" w:eastAsiaTheme="minorEastAsia" w:hAnsiTheme="minorHAnsi"/>
         <w:sz w:val="24"/>
         <w:szCs w:val="24"/>
-        <w:lang w:bidi="ar-SA" w:eastAsia="en-US" w:val="en-US"/>
+        <w:lang w:bidi="ar-SA" w:eastAsia="zh-CN" w:val="en-US"/>
       </w:rPr>
     </w:rPrDefault>
     <w:pPrDefault>
@@ -2755,13 +2755,6 @@
       </w:tblCellMar>
     </w:tblPr>
     <w:tblStylePr w:type="firstRow">
-      <w:tblPr>
-        <w:jc w:val="left"/>
-        <w:tblInd w:type="dxa" w:w="0"/>
-      </w:tblPr>
-      <w:trPr>
-        <w:jc w:val="left"/>
-      </w:trPr>
       <w:tcPr>
         <w:tcBorders>
           <w:bottom w:val="single"/>
